--- a/Confluence/DM/conformance_the_longer_view.docx
+++ b/Confluence/DM/conformance_the_longer_view.docx
@@ -1189,6 +1189,1347 @@
           <w:szCs w:val="22"/>
         </w:rPr>
         <w:t xml:space="preserve">Conformance here is not about choosing one variant. It is about declaring which variant each consumer is using and binding to it explicitly. Two applications reporting "by asset class" can produce different numbers if one is bound to the regulatory variant and the other to the trading variant — and neither would be wrong. The conformance work is making the binding explicit so the divergence is understood.</w:t>
+      </w:r>
+    </w:p>
+    <w:p>
+      <w:pPr>
+        <w:pStyle w:val="Heading2"/>
+        <w:spacing w:after="160" w:before="320"/>
+      </w:pPr>
+      <w:r>
+        <w:rPr>
+          <w:b/>
+          <w:bCs/>
+          <w:color w:val="2E5C8A"/>
+          <w:sz w:val="28"/>
+          <w:szCs w:val="28"/>
+        </w:rPr>
+        <w:t xml:space="preserve">Extended worked example — collateral types as a structural conformance pattern</w:t>
+      </w:r>
+    </w:p>
+    <w:p>
+      <w:pPr>
+        <w:spacing w:after="80" w:before="80" w:line="300"/>
+      </w:pPr>
+      <w:r>
+        <w:rPr>
+          <w:sz w:val="22"/>
+          <w:szCs w:val="22"/>
+        </w:rPr>
+        <w:t xml:space="preserve">The four examples above are about classification variance and sourcing variance — the same logical attribute or entity carried inconsistently across sources. Collateral introduces a different conformance pattern that is worth working through in detail, because it teaches an additional principle: that conformance lives at the logical layer, and physical implementations can legitimately vary.</w:t>
+      </w:r>
+    </w:p>
+    <w:p>
+      <w:pPr>
+        <w:spacing w:after="80" w:before="80" w:line="300"/>
+      </w:pPr>
+      <w:r>
+        <w:rPr>
+          <w:sz w:val="22"/>
+          <w:szCs w:val="22"/>
+        </w:rPr>
+        <w:t xml:space="preserve">The collateral entity in the CMOS data takes several physically different forms: cash, sovereign bonds, corporate bonds, equities. Each is structurally distinct. Cash has no security identifier. Bonds carry a maturity date that equities do not. Equities carry an exchange that bonds do not. These are not classification variants of the same shape; they are different shapes that all serve the same logical role — collateral posted under a credit support annex to mitigate counterparty exposure.</w:t>
+      </w:r>
+    </w:p>
+    <w:p>
+      <w:pPr>
+        <w:spacing w:after="80" w:before="80" w:line="300"/>
+      </w:pPr>
+      <w:r>
+        <w:rPr>
+          <w:sz w:val="22"/>
+          <w:szCs w:val="22"/>
+        </w:rPr>
+        <w:t xml:space="preserve">A natural first reading is that this means several different entities, or one wide table with many nullable columns. Both are choices, but neither is the conformed answer.</w:t>
+      </w:r>
+    </w:p>
+    <w:tbl>
+      <w:tblPr>
+        <w:tblW w:type="dxa" w:w="9360"/>
+        <w:tblBorders>
+          <w:top w:val="single" w:color="auto" w:sz="4"/>
+          <w:left w:val="single" w:color="auto" w:sz="4"/>
+          <w:bottom w:val="single" w:color="auto" w:sz="4"/>
+          <w:right w:val="single" w:color="auto" w:sz="4"/>
+          <w:insideH w:val="single" w:color="auto" w:sz="4"/>
+          <w:insideV w:val="single" w:color="auto" w:sz="4"/>
+        </w:tblBorders>
+      </w:tblPr>
+      <w:tblGrid>
+        <w:gridCol w:w="9360"/>
+      </w:tblGrid>
+      <w:tr>
+        <w:tc>
+          <w:tcPr>
+            <w:tcW w:type="dxa" w:w="9360"/>
+            <w:tcBorders>
+              <w:top w:val="none" w:color="FFFFFF" w:sz="0"/>
+              <w:left w:val="single" w:color="2E5C8A" w:sz="24"/>
+              <w:bottom w:val="none" w:color="FFFFFF" w:sz="0"/>
+              <w:right w:val="none" w:color="FFFFFF" w:sz="0"/>
+            </w:tcBorders>
+            <w:shd w:fill="EAF1F8" w:val="clear"/>
+            <w:tcMar>
+              <w:top w:type="dxa" w:w="180"/>
+              <w:left w:type="dxa" w:w="260"/>
+              <w:bottom w:type="dxa" w:w="180"/>
+              <w:right w:type="dxa" w:w="200"/>
+            </w:tcMar>
+          </w:tcPr>
+          <w:p>
+            <w:pPr>
+              <w:spacing w:after="40" w:before="40" w:line="300"/>
+            </w:pPr>
+            <w:r>
+              <w:rPr>
+                <w:b/>
+                <w:bCs/>
+                <w:sz w:val="22"/>
+                <w:szCs w:val="22"/>
+              </w:rPr>
+              <w:t xml:space="preserve">The conformance principle extended. </w:t>
+            </w:r>
+            <w:r>
+              <w:rPr>
+                <w:sz w:val="22"/>
+                <w:szCs w:val="22"/>
+              </w:rPr>
+              <w:t xml:space="preserve">Earlier on this page, conformance was framed as the difference between data that </w:t>
+            </w:r>
+            <w:r>
+              <w:rPr>
+                <w:b/>
+                <w:bCs/>
+                <w:sz w:val="22"/>
+                <w:szCs w:val="22"/>
+              </w:rPr>
+              <w:t xml:space="preserve">looks the same</w:t>
+            </w:r>
+            <w:r>
+              <w:rPr>
+                <w:sz w:val="22"/>
+                <w:szCs w:val="22"/>
+              </w:rPr>
+              <w:t xml:space="preserve"> and data that </w:t>
+            </w:r>
+            <w:r>
+              <w:rPr>
+                <w:b/>
+                <w:bCs/>
+                <w:sz w:val="22"/>
+                <w:szCs w:val="22"/>
+              </w:rPr>
+              <w:t xml:space="preserve">means the same</w:t>
+            </w:r>
+            <w:r>
+              <w:rPr>
+                <w:sz w:val="22"/>
+                <w:szCs w:val="22"/>
+              </w:rPr>
+              <w:t xml:space="preserve"> — with the failure mode being apparent similarity hiding semantic divergence. The collateral example extends this: two physical implementations of the collateral model can </w:t>
+            </w:r>
+            <w:r>
+              <w:rPr>
+                <w:i/>
+                <w:iCs/>
+                <w:sz w:val="22"/>
+                <w:szCs w:val="22"/>
+              </w:rPr>
+              <w:t xml:space="preserve">look different</w:t>
+            </w:r>
+            <w:r>
+              <w:rPr>
+                <w:sz w:val="22"/>
+                <w:szCs w:val="22"/>
+              </w:rPr>
+              <w:t xml:space="preserve"> — one snowflaked into separate tables, one denormalised into a single wide table — and still </w:t>
+            </w:r>
+            <w:r>
+              <w:rPr>
+                <w:i/>
+                <w:iCs/>
+                <w:sz w:val="22"/>
+                <w:szCs w:val="22"/>
+              </w:rPr>
+              <w:t xml:space="preserve">mean the same</w:t>
+            </w:r>
+            <w:r>
+              <w:rPr>
+                <w:sz w:val="22"/>
+                <w:szCs w:val="22"/>
+              </w:rPr>
+              <w:t xml:space="preserve">, as long as they faithfully implement the same logical model. Same principle, both directions: conformance is a property of meaning, not of physical shape.</w:t>
+            </w:r>
+          </w:p>
+        </w:tc>
+      </w:tr>
+    </w:tbl>
+    <w:p>
+      <w:pPr>
+        <w:pStyle w:val="Heading3"/>
+        <w:spacing w:after="100" w:before="240"/>
+      </w:pPr>
+      <w:r>
+        <w:rPr>
+          <w:b/>
+          <w:bCs/>
+          <w:color w:val="1E2A38"/>
+          <w:sz w:val="24"/>
+          <w:szCs w:val="24"/>
+        </w:rPr>
+        <w:t xml:space="preserve">The logical domain model</w:t>
+      </w:r>
+    </w:p>
+    <w:p>
+      <w:pPr>
+        <w:spacing w:after="80" w:before="80" w:line="300"/>
+      </w:pPr>
+      <w:r>
+        <w:rPr>
+          <w:sz w:val="22"/>
+          <w:szCs w:val="22"/>
+        </w:rPr>
+        <w:t xml:space="preserve">The logical model declares Collateral Position as a supertype entity, with the shared core attributes every collateral position has regardless of type. Three subtype entities — Cash Collateral, Bond Collateral, Equity Collateral — carry the attributes specific to each form. The supertype/subtype relationship is mutually exclusive: a given Collateral Position is exactly one of the three sub-types.</w:t>
+      </w:r>
+    </w:p>
+    <w:tbl>
+      <w:tblPr>
+        <w:tblW w:type="dxa" w:w="9360"/>
+        <w:tblBorders>
+          <w:top w:val="single" w:color="auto" w:sz="4"/>
+          <w:left w:val="single" w:color="auto" w:sz="4"/>
+          <w:bottom w:val="single" w:color="auto" w:sz="4"/>
+          <w:right w:val="single" w:color="auto" w:sz="4"/>
+          <w:insideH w:val="single" w:color="auto" w:sz="4"/>
+          <w:insideV w:val="single" w:color="auto" w:sz="4"/>
+        </w:tblBorders>
+      </w:tblPr>
+      <w:tblGrid>
+        <w:gridCol w:w="9360"/>
+      </w:tblGrid>
+      <w:tr>
+        <w:tc>
+          <w:tcPr>
+            <w:tcW w:type="dxa" w:w="9360"/>
+            <w:tcBorders>
+              <w:top w:val="single" w:color="B9772A" w:sz="8"/>
+              <w:left w:val="single" w:color="B9772A" w:sz="8"/>
+              <w:bottom w:val="single" w:color="B9772A" w:sz="8"/>
+              <w:right w:val="single" w:color="B9772A" w:sz="8"/>
+            </w:tcBorders>
+            <w:shd w:fill="FFF6E0" w:val="clear"/>
+            <w:tcMar>
+              <w:top w:type="dxa" w:w="200"/>
+              <w:left w:type="dxa" w:w="240"/>
+              <w:bottom w:type="dxa" w:w="200"/>
+              <w:right w:type="dxa" w:w="240"/>
+            </w:tcMar>
+          </w:tcPr>
+          <w:p>
+            <w:pPr>
+              <w:spacing w:after="80" w:before="40"/>
+            </w:pPr>
+            <w:r>
+              <w:rPr>
+                <w:b/>
+                <w:bCs/>
+                <w:color w:val="B9772A"/>
+                <w:sz w:val="22"/>
+                <w:szCs w:val="22"/>
+              </w:rPr>
+              <w:t xml:space="preserve">[ IMAGE — Logical domain model for collateral ]</w:t>
+            </w:r>
+          </w:p>
+          <w:p>
+            <w:pPr>
+              <w:spacing w:after="40" w:before="40"/>
+            </w:pPr>
+            <w:r>
+              <w:rPr>
+                <w:i/>
+                <w:iCs/>
+                <w:color w:val="5B6B7D"/>
+                <w:sz w:val="20"/>
+                <w:szCs w:val="20"/>
+              </w:rPr>
+              <w:t xml:space="preserve">Source: HTML reference doc — Figure 4a</w:t>
+            </w:r>
+          </w:p>
+          <w:p>
+            <w:pPr>
+              <w:spacing w:after="40" w:before="40"/>
+            </w:pPr>
+            <w:r>
+              <w:rPr>
+                <w:color w:val="5B6B7D"/>
+                <w:sz w:val="20"/>
+                <w:szCs w:val="20"/>
+              </w:rPr>
+              <w:t xml:space="preserve">Collateral Position supertype at the top with shared attributes (collateral_id, collateral_type, posting_party_id, csa_id, market_value, currency, haircut_pct, collateral_value, valuation_date, position_type). Disjoint subtype indicator below. Three subtype boxes: Cash (no extra attributes), Bond (cusip, isin, issuer, maturity, coupon, rating, debt_tier, bond_sub_type), Equity (cusip, isin, issuer, exchange, price_source, market_price, quantity).</w:t>
+            </w:r>
+          </w:p>
+        </w:tc>
+      </w:tr>
+    </w:tbl>
+    <w:p>
+      <w:pPr>
+        <w:spacing w:after="80" w:before="80" w:line="300"/>
+      </w:pPr>
+      <w:r>
+        <w:rPr>
+          <w:sz w:val="22"/>
+          <w:szCs w:val="22"/>
+        </w:rPr>
+        <w:t xml:space="preserve">This logical model is the conformed artefact — what gets governed, signed off, and referenced by every physical implementation. The shared attributes belong to the supertype because every collateral position has them, regardless of type. The type-specific attributes belong to their respective sub-types because they are meaningful only for that sub-type. Cash needs no sub-type-specific attributes because the supertype already carries everything cash has.</w:t>
+      </w:r>
+    </w:p>
+    <w:p>
+      <w:pPr>
+        <w:pStyle w:val="Heading3"/>
+        <w:spacing w:after="100" w:before="240"/>
+      </w:pPr>
+      <w:r>
+        <w:rPr>
+          <w:b/>
+          <w:bCs/>
+          <w:color w:val="1E2A38"/>
+          <w:sz w:val="24"/>
+          <w:szCs w:val="24"/>
+        </w:rPr>
+        <w:t xml:space="preserve">Physical option A — snowflake</w:t>
+      </w:r>
+    </w:p>
+    <w:p>
+      <w:pPr>
+        <w:spacing w:after="80" w:before="80" w:line="300"/>
+      </w:pPr>
+      <w:r>
+        <w:rPr>
+          <w:sz w:val="22"/>
+          <w:szCs w:val="22"/>
+        </w:rPr>
+        <w:t xml:space="preserve">The most faithful physical implementation is a snowflake: one table per entity in the logical model. The supertype dim_collateral holds shared attributes; each sub-type table holds its own extensions, joined back to the supertype by a foreign-key relationship on collateral_id. A bond collateral position has one row in dim_collateral and one row in dim_collateral_bond. The equity has one row in dim_collateral and one row in dim_collateral_equity. Cash has only the supertype row — there is no dim_collateral_cash table because cash carries no sub-type-specific attributes worth modelling.</w:t>
+      </w:r>
+    </w:p>
+    <w:tbl>
+      <w:tblPr>
+        <w:tblW w:type="dxa" w:w="9360"/>
+        <w:tblBorders>
+          <w:top w:val="single" w:color="auto" w:sz="4"/>
+          <w:left w:val="single" w:color="auto" w:sz="4"/>
+          <w:bottom w:val="single" w:color="auto" w:sz="4"/>
+          <w:right w:val="single" w:color="auto" w:sz="4"/>
+          <w:insideH w:val="single" w:color="auto" w:sz="4"/>
+          <w:insideV w:val="single" w:color="auto" w:sz="4"/>
+        </w:tblBorders>
+      </w:tblPr>
+      <w:tblGrid>
+        <w:gridCol w:w="9360"/>
+      </w:tblGrid>
+      <w:tr>
+        <w:tc>
+          <w:tcPr>
+            <w:tcW w:type="dxa" w:w="9360"/>
+            <w:tcBorders>
+              <w:top w:val="single" w:color="B9772A" w:sz="8"/>
+              <w:left w:val="single" w:color="B9772A" w:sz="8"/>
+              <w:bottom w:val="single" w:color="B9772A" w:sz="8"/>
+              <w:right w:val="single" w:color="B9772A" w:sz="8"/>
+            </w:tcBorders>
+            <w:shd w:fill="FFF6E0" w:val="clear"/>
+            <w:tcMar>
+              <w:top w:type="dxa" w:w="200"/>
+              <w:left w:type="dxa" w:w="240"/>
+              <w:bottom w:type="dxa" w:w="200"/>
+              <w:right w:type="dxa" w:w="240"/>
+            </w:tcMar>
+          </w:tcPr>
+          <w:p>
+            <w:pPr>
+              <w:spacing w:after="80" w:before="40"/>
+            </w:pPr>
+            <w:r>
+              <w:rPr>
+                <w:b/>
+                <w:bCs/>
+                <w:color w:val="B9772A"/>
+                <w:sz w:val="22"/>
+                <w:szCs w:val="22"/>
+              </w:rPr>
+              <w:t xml:space="preserve">[ IMAGE — Physical option A — snowflake ]</w:t>
+            </w:r>
+          </w:p>
+          <w:p>
+            <w:pPr>
+              <w:spacing w:after="40" w:before="40"/>
+            </w:pPr>
+            <w:r>
+              <w:rPr>
+                <w:i/>
+                <w:iCs/>
+                <w:color w:val="5B6B7D"/>
+                <w:sz w:val="20"/>
+                <w:szCs w:val="20"/>
+              </w:rPr>
+              <w:t xml:space="preserve">Source: HTML reference doc — Figure 4b</w:t>
+            </w:r>
+          </w:p>
+          <w:p>
+            <w:pPr>
+              <w:spacing w:after="40" w:before="40"/>
+            </w:pPr>
+            <w:r>
+              <w:rPr>
+                <w:color w:val="5B6B7D"/>
+                <w:sz w:val="20"/>
+                <w:szCs w:val="20"/>
+              </w:rPr>
+              <w:t xml:space="preserve">dim_collateral table at the top with shared attributes. Below it: a note where dim_collateral_cash would sit explaining cash has no sub-type table; then dim_collateral_bond and dim_collateral_equity with their type-specific columns. 1:1 FK relationships labelled on the connecting lines.</w:t>
+            </w:r>
+          </w:p>
+        </w:tc>
+      </w:tr>
+    </w:tbl>
+    <w:p>
+      <w:pPr>
+        <w:spacing w:after="80" w:before="80" w:line="300"/>
+      </w:pPr>
+      <w:r>
+        <w:rPr>
+          <w:sz w:val="22"/>
+          <w:szCs w:val="22"/>
+        </w:rPr>
+        <w:t xml:space="preserve">This is the structure that most closely mirrors the logical model. Cross-type queries — total collateral value posted by counterparty X across all types — read dim_collateral alone. Type-specific queries — all bond collateral with maturity before 2027 — join dim_collateral to the relevant sub-type. Database-level integrity is strong: each sub-type table can enforce its own constraints (maturity_date is mandatory for bonds; exchange is mandatory for equities).</w:t>
+      </w:r>
+    </w:p>
+    <w:p>
+      <w:pPr>
+        <w:pStyle w:val="Heading3"/>
+        <w:spacing w:after="100" w:before="240"/>
+      </w:pPr>
+      <w:r>
+        <w:rPr>
+          <w:b/>
+          <w:bCs/>
+          <w:color w:val="1E2A38"/>
+          <w:sz w:val="24"/>
+          <w:szCs w:val="24"/>
+        </w:rPr>
+        <w:t xml:space="preserve">Physical option B — denormalised flat dimension</w:t>
+      </w:r>
+    </w:p>
+    <w:p>
+      <w:pPr>
+        <w:spacing w:after="80" w:before="80" w:line="300"/>
+      </w:pPr>
+      <w:r>
+        <w:rPr>
+          <w:sz w:val="22"/>
+          <w:szCs w:val="22"/>
+        </w:rPr>
+        <w:t xml:space="preserve">An alternative physical implementation collapses the supertype and all sub-types into a single wide table. Every collateral position has one row in dim_collateral_flat. Type-specific columns are nullable, populated only for rows of the relevant type. A cash row has nulls in cusip, maturity_date, exchange. A bond row has nulls in exchange and market_price. An equity row has nulls in maturity_date and coupon_rate. One table, many nulls, no joins.</w:t>
+      </w:r>
+    </w:p>
+    <w:tbl>
+      <w:tblPr>
+        <w:tblW w:type="dxa" w:w="9360"/>
+        <w:tblBorders>
+          <w:top w:val="single" w:color="auto" w:sz="4"/>
+          <w:left w:val="single" w:color="auto" w:sz="4"/>
+          <w:bottom w:val="single" w:color="auto" w:sz="4"/>
+          <w:right w:val="single" w:color="auto" w:sz="4"/>
+          <w:insideH w:val="single" w:color="auto" w:sz="4"/>
+          <w:insideV w:val="single" w:color="auto" w:sz="4"/>
+        </w:tblBorders>
+      </w:tblPr>
+      <w:tblGrid>
+        <w:gridCol w:w="9360"/>
+      </w:tblGrid>
+      <w:tr>
+        <w:tc>
+          <w:tcPr>
+            <w:tcW w:type="dxa" w:w="9360"/>
+            <w:tcBorders>
+              <w:top w:val="single" w:color="B9772A" w:sz="8"/>
+              <w:left w:val="single" w:color="B9772A" w:sz="8"/>
+              <w:bottom w:val="single" w:color="B9772A" w:sz="8"/>
+              <w:right w:val="single" w:color="B9772A" w:sz="8"/>
+            </w:tcBorders>
+            <w:shd w:fill="FFF6E0" w:val="clear"/>
+            <w:tcMar>
+              <w:top w:type="dxa" w:w="200"/>
+              <w:left w:type="dxa" w:w="240"/>
+              <w:bottom w:type="dxa" w:w="200"/>
+              <w:right w:type="dxa" w:w="240"/>
+            </w:tcMar>
+          </w:tcPr>
+          <w:p>
+            <w:pPr>
+              <w:spacing w:after="80" w:before="40"/>
+            </w:pPr>
+            <w:r>
+              <w:rPr>
+                <w:b/>
+                <w:bCs/>
+                <w:color w:val="B9772A"/>
+                <w:sz w:val="22"/>
+                <w:szCs w:val="22"/>
+              </w:rPr>
+              <w:t xml:space="preserve">[ IMAGE — Physical option B — denormalised flat ]</w:t>
+            </w:r>
+          </w:p>
+          <w:p>
+            <w:pPr>
+              <w:spacing w:after="40" w:before="40"/>
+            </w:pPr>
+            <w:r>
+              <w:rPr>
+                <w:i/>
+                <w:iCs/>
+                <w:color w:val="5B6B7D"/>
+                <w:sz w:val="20"/>
+                <w:szCs w:val="20"/>
+              </w:rPr>
+              <w:t xml:space="preserve">Source: HTML reference doc — Figure 4c</w:t>
+            </w:r>
+          </w:p>
+          <w:p>
+            <w:pPr>
+              <w:spacing w:after="40" w:before="40"/>
+            </w:pPr>
+            <w:r>
+              <w:rPr>
+                <w:color w:val="5B6B7D"/>
+                <w:sz w:val="20"/>
+                <w:szCs w:val="20"/>
+              </w:rPr>
+              <w:t xml:space="preserve">Single dim_collateral_flat table with three sections: SHARED attributes (the supertype columns); BOND-only attributes marked as nullable; EQUITY-only attributes marked as nullable. Notes spell out that bond rows have BOND-only populated and EQUITY-only nulls, equity rows vice versa, cash rows have both type-specific groups all null.</w:t>
+            </w:r>
+          </w:p>
+        </w:tc>
+      </w:tr>
+    </w:tbl>
+    <w:p>
+      <w:pPr>
+        <w:spacing w:after="80" w:before="80" w:line="300"/>
+      </w:pPr>
+      <w:r>
+        <w:rPr>
+          <w:sz w:val="22"/>
+          <w:szCs w:val="22"/>
+        </w:rPr>
+        <w:t xml:space="preserve">This is a perfectly legitimate alternative. Cross-type queries are single table reads with no joins. Type-specific queries become single table reads filtered on collateral_type. Storage is less compact — every row carries the nullable columns whether they apply or not — and database-level integrity is weaker: the database cannot enforce a constraint like "maturity_date must be populated when collateral_type = 'Bond' and must be null when collateral_type = 'Cash'." That conditional constraint moves to application logic.</w:t>
+      </w:r>
+    </w:p>
+    <w:p>
+      <w:pPr>
+        <w:pStyle w:val="Heading3"/>
+        <w:spacing w:after="100" w:before="240"/>
+      </w:pPr>
+      <w:r>
+        <w:rPr>
+          <w:b/>
+          <w:bCs/>
+          <w:color w:val="1E2A38"/>
+          <w:sz w:val="24"/>
+          <w:szCs w:val="24"/>
+        </w:rPr>
+        <w:t xml:space="preserve">Both implementations are conformant. The choice is local engineering.</w:t>
+      </w:r>
+    </w:p>
+    <w:p>
+      <w:pPr>
+        <w:spacing w:after="80" w:before="80" w:line="300"/>
+      </w:pPr>
+      <w:r>
+        <w:rPr>
+          <w:sz w:val="22"/>
+          <w:szCs w:val="22"/>
+        </w:rPr>
+        <w:t xml:space="preserve">A consumer querying total collateral value posted by counterparty X across all types gets the same answer from either physical option. A consumer querying all bond collateral with maturity before 2027 finds the same set of rows from either, even though the snowflake requires a join and the flat table does not. The two physical models look different. They mean the same. That equivalence is what makes them both conformant.</w:t>
+      </w:r>
+    </w:p>
+    <w:p>
+      <w:pPr>
+        <w:spacing w:after="80" w:before="80" w:line="300"/>
+      </w:pPr>
+      <w:r>
+        <w:rPr>
+          <w:sz w:val="22"/>
+          <w:szCs w:val="22"/>
+        </w:rPr>
+        <w:t xml:space="preserve">The choice between them is a local engineering decision driven by trade-offs that are nothing to do with conformance:</w:t>
+      </w:r>
+    </w:p>
+    <w:tbl>
+      <w:tblPr>
+        <w:tblW w:type="dxa" w:w="9360"/>
+        <w:tblBorders>
+          <w:top w:val="single" w:color="auto" w:sz="4"/>
+          <w:left w:val="single" w:color="auto" w:sz="4"/>
+          <w:bottom w:val="single" w:color="auto" w:sz="4"/>
+          <w:right w:val="single" w:color="auto" w:sz="4"/>
+          <w:insideH w:val="single" w:color="auto" w:sz="4"/>
+          <w:insideV w:val="single" w:color="auto" w:sz="4"/>
+        </w:tblBorders>
+      </w:tblPr>
+      <w:tblGrid>
+        <w:gridCol w:w="2600"/>
+        <w:gridCol w:w="3380"/>
+        <w:gridCol w:w="3380"/>
+      </w:tblGrid>
+      <w:tr>
+        <w:tc>
+          <w:tcPr>
+            <w:tcW w:type="dxa" w:w="2600"/>
+            <w:tcBorders>
+              <w:top w:val="single" w:color="CCCCCC" w:sz="4"/>
+              <w:left w:val="single" w:color="CCCCCC" w:sz="4"/>
+              <w:bottom w:val="single" w:color="CCCCCC" w:sz="4"/>
+              <w:right w:val="single" w:color="CCCCCC" w:sz="4"/>
+            </w:tcBorders>
+            <w:shd w:fill="2E5C8A" w:val="clear"/>
+            <w:tcMar>
+              <w:top w:type="dxa" w:w="100"/>
+              <w:left w:type="dxa" w:w="150"/>
+              <w:bottom w:type="dxa" w:w="100"/>
+              <w:right w:type="dxa" w:w="150"/>
+            </w:tcMar>
+          </w:tcPr>
+          <w:p>
+            <w:r>
+              <w:rPr>
+                <w:b/>
+                <w:bCs/>
+                <w:color w:val="FFFFFF"/>
+                <w:sz w:val="22"/>
+                <w:szCs w:val="22"/>
+              </w:rPr>
+              <w:t xml:space="preserve">Concern</w:t>
+            </w:r>
+          </w:p>
+        </w:tc>
+        <w:tc>
+          <w:tcPr>
+            <w:tcW w:type="dxa" w:w="3380"/>
+            <w:tcBorders>
+              <w:top w:val="single" w:color="CCCCCC" w:sz="4"/>
+              <w:left w:val="single" w:color="CCCCCC" w:sz="4"/>
+              <w:bottom w:val="single" w:color="CCCCCC" w:sz="4"/>
+              <w:right w:val="single" w:color="CCCCCC" w:sz="4"/>
+            </w:tcBorders>
+            <w:shd w:fill="2E5C8A" w:val="clear"/>
+            <w:tcMar>
+              <w:top w:type="dxa" w:w="100"/>
+              <w:left w:type="dxa" w:w="150"/>
+              <w:bottom w:type="dxa" w:w="100"/>
+              <w:right w:type="dxa" w:w="150"/>
+            </w:tcMar>
+          </w:tcPr>
+          <w:p>
+            <w:r>
+              <w:rPr>
+                <w:b/>
+                <w:bCs/>
+                <w:color w:val="FFFFFF"/>
+                <w:sz w:val="22"/>
+                <w:szCs w:val="22"/>
+              </w:rPr>
+              <w:t xml:space="preserve">Snowflake</w:t>
+            </w:r>
+          </w:p>
+        </w:tc>
+        <w:tc>
+          <w:tcPr>
+            <w:tcW w:type="dxa" w:w="3380"/>
+            <w:tcBorders>
+              <w:top w:val="single" w:color="CCCCCC" w:sz="4"/>
+              <w:left w:val="single" w:color="CCCCCC" w:sz="4"/>
+              <w:bottom w:val="single" w:color="CCCCCC" w:sz="4"/>
+              <w:right w:val="single" w:color="CCCCCC" w:sz="4"/>
+            </w:tcBorders>
+            <w:shd w:fill="2E5C8A" w:val="clear"/>
+            <w:tcMar>
+              <w:top w:type="dxa" w:w="100"/>
+              <w:left w:type="dxa" w:w="150"/>
+              <w:bottom w:type="dxa" w:w="100"/>
+              <w:right w:type="dxa" w:w="150"/>
+            </w:tcMar>
+          </w:tcPr>
+          <w:p>
+            <w:r>
+              <w:rPr>
+                <w:b/>
+                <w:bCs/>
+                <w:color w:val="FFFFFF"/>
+                <w:sz w:val="22"/>
+                <w:szCs w:val="22"/>
+              </w:rPr>
+              <w:t xml:space="preserve">Denormalised flat</w:t>
+            </w:r>
+          </w:p>
+        </w:tc>
+      </w:tr>
+      <w:tr>
+        <w:tc>
+          <w:tcPr>
+            <w:tcW w:type="dxa" w:w="2600"/>
+            <w:tcBorders>
+              <w:top w:val="single" w:color="CCCCCC" w:sz="4"/>
+              <w:left w:val="single" w:color="CCCCCC" w:sz="4"/>
+              <w:bottom w:val="single" w:color="CCCCCC" w:sz="4"/>
+              <w:right w:val="single" w:color="CCCCCC" w:sz="4"/>
+            </w:tcBorders>
+            <w:shd w:fill="F2F5F8" w:val="clear"/>
+            <w:tcMar>
+              <w:top w:type="dxa" w:w="100"/>
+              <w:left w:type="dxa" w:w="150"/>
+              <w:bottom w:type="dxa" w:w="100"/>
+              <w:right w:type="dxa" w:w="150"/>
+            </w:tcMar>
+          </w:tcPr>
+          <w:p>
+            <w:pPr>
+              <w:spacing w:after="30" w:before="30" w:line="280"/>
+            </w:pPr>
+            <w:r>
+              <w:rPr>
+                <w:sz w:val="22"/>
+                <w:szCs w:val="22"/>
+              </w:rPr>
+              <w:t xml:space="preserve">Cross-type queries</w:t>
+            </w:r>
+          </w:p>
+        </w:tc>
+        <w:tc>
+          <w:tcPr>
+            <w:tcW w:type="dxa" w:w="3380"/>
+            <w:tcBorders>
+              <w:top w:val="single" w:color="CCCCCC" w:sz="4"/>
+              <w:left w:val="single" w:color="CCCCCC" w:sz="4"/>
+              <w:bottom w:val="single" w:color="CCCCCC" w:sz="4"/>
+              <w:right w:val="single" w:color="CCCCCC" w:sz="4"/>
+            </w:tcBorders>
+            <w:shd w:fill="F2F5F8" w:val="clear"/>
+            <w:tcMar>
+              <w:top w:type="dxa" w:w="100"/>
+              <w:left w:type="dxa" w:w="150"/>
+              <w:bottom w:type="dxa" w:w="100"/>
+              <w:right w:type="dxa" w:w="150"/>
+            </w:tcMar>
+          </w:tcPr>
+          <w:p>
+            <w:pPr>
+              <w:spacing w:after="30" w:before="30" w:line="280"/>
+            </w:pPr>
+            <w:r>
+              <w:rPr>
+                <w:sz w:val="22"/>
+                <w:szCs w:val="22"/>
+              </w:rPr>
+              <w:t xml:space="preserve">Single table read on dim_collateral</w:t>
+            </w:r>
+          </w:p>
+        </w:tc>
+        <w:tc>
+          <w:tcPr>
+            <w:tcW w:type="dxa" w:w="3380"/>
+            <w:tcBorders>
+              <w:top w:val="single" w:color="CCCCCC" w:sz="4"/>
+              <w:left w:val="single" w:color="CCCCCC" w:sz="4"/>
+              <w:bottom w:val="single" w:color="CCCCCC" w:sz="4"/>
+              <w:right w:val="single" w:color="CCCCCC" w:sz="4"/>
+            </w:tcBorders>
+            <w:shd w:fill="F2F5F8" w:val="clear"/>
+            <w:tcMar>
+              <w:top w:type="dxa" w:w="100"/>
+              <w:left w:type="dxa" w:w="150"/>
+              <w:bottom w:type="dxa" w:w="100"/>
+              <w:right w:type="dxa" w:w="150"/>
+            </w:tcMar>
+          </w:tcPr>
+          <w:p>
+            <w:pPr>
+              <w:spacing w:after="30" w:before="30" w:line="280"/>
+            </w:pPr>
+            <w:r>
+              <w:rPr>
+                <w:sz w:val="22"/>
+                <w:szCs w:val="22"/>
+              </w:rPr>
+              <w:t xml:space="preserve">Single table read on flat</w:t>
+            </w:r>
+          </w:p>
+        </w:tc>
+      </w:tr>
+      <w:tr>
+        <w:tc>
+          <w:tcPr>
+            <w:tcW w:type="dxa" w:w="2600"/>
+            <w:tcBorders>
+              <w:top w:val="single" w:color="CCCCCC" w:sz="4"/>
+              <w:left w:val="single" w:color="CCCCCC" w:sz="4"/>
+              <w:bottom w:val="single" w:color="CCCCCC" w:sz="4"/>
+              <w:right w:val="single" w:color="CCCCCC" w:sz="4"/>
+            </w:tcBorders>
+            <w:shd w:fill="FFFFFF" w:val="clear"/>
+            <w:tcMar>
+              <w:top w:type="dxa" w:w="100"/>
+              <w:left w:type="dxa" w:w="150"/>
+              <w:bottom w:type="dxa" w:w="100"/>
+              <w:right w:type="dxa" w:w="150"/>
+            </w:tcMar>
+          </w:tcPr>
+          <w:p>
+            <w:pPr>
+              <w:spacing w:after="30" w:before="30" w:line="280"/>
+            </w:pPr>
+            <w:r>
+              <w:rPr>
+                <w:sz w:val="22"/>
+                <w:szCs w:val="22"/>
+              </w:rPr>
+              <w:t xml:space="preserve">Type-specific queries</w:t>
+            </w:r>
+          </w:p>
+        </w:tc>
+        <w:tc>
+          <w:tcPr>
+            <w:tcW w:type="dxa" w:w="3380"/>
+            <w:tcBorders>
+              <w:top w:val="single" w:color="CCCCCC" w:sz="4"/>
+              <w:left w:val="single" w:color="CCCCCC" w:sz="4"/>
+              <w:bottom w:val="single" w:color="CCCCCC" w:sz="4"/>
+              <w:right w:val="single" w:color="CCCCCC" w:sz="4"/>
+            </w:tcBorders>
+            <w:shd w:fill="FFFFFF" w:val="clear"/>
+            <w:tcMar>
+              <w:top w:type="dxa" w:w="100"/>
+              <w:left w:type="dxa" w:w="150"/>
+              <w:bottom w:type="dxa" w:w="100"/>
+              <w:right w:type="dxa" w:w="150"/>
+            </w:tcMar>
+          </w:tcPr>
+          <w:p>
+            <w:pPr>
+              <w:spacing w:after="30" w:before="30" w:line="280"/>
+            </w:pPr>
+            <w:r>
+              <w:rPr>
+                <w:sz w:val="22"/>
+                <w:szCs w:val="22"/>
+              </w:rPr>
+              <w:t xml:space="preserve">Join supertype + subtype</w:t>
+            </w:r>
+          </w:p>
+        </w:tc>
+        <w:tc>
+          <w:tcPr>
+            <w:tcW w:type="dxa" w:w="3380"/>
+            <w:tcBorders>
+              <w:top w:val="single" w:color="CCCCCC" w:sz="4"/>
+              <w:left w:val="single" w:color="CCCCCC" w:sz="4"/>
+              <w:bottom w:val="single" w:color="CCCCCC" w:sz="4"/>
+              <w:right w:val="single" w:color="CCCCCC" w:sz="4"/>
+            </w:tcBorders>
+            <w:shd w:fill="FFFFFF" w:val="clear"/>
+            <w:tcMar>
+              <w:top w:type="dxa" w:w="100"/>
+              <w:left w:type="dxa" w:w="150"/>
+              <w:bottom w:type="dxa" w:w="100"/>
+              <w:right w:type="dxa" w:w="150"/>
+            </w:tcMar>
+          </w:tcPr>
+          <w:p>
+            <w:pPr>
+              <w:spacing w:after="30" w:before="30" w:line="280"/>
+            </w:pPr>
+            <w:r>
+              <w:rPr>
+                <w:sz w:val="22"/>
+                <w:szCs w:val="22"/>
+              </w:rPr>
+              <w:t xml:space="preserve">Single table read, filter on type</w:t>
+            </w:r>
+          </w:p>
+        </w:tc>
+      </w:tr>
+      <w:tr>
+        <w:tc>
+          <w:tcPr>
+            <w:tcW w:type="dxa" w:w="2600"/>
+            <w:tcBorders>
+              <w:top w:val="single" w:color="CCCCCC" w:sz="4"/>
+              <w:left w:val="single" w:color="CCCCCC" w:sz="4"/>
+              <w:bottom w:val="single" w:color="CCCCCC" w:sz="4"/>
+              <w:right w:val="single" w:color="CCCCCC" w:sz="4"/>
+            </w:tcBorders>
+            <w:shd w:fill="F2F5F8" w:val="clear"/>
+            <w:tcMar>
+              <w:top w:type="dxa" w:w="100"/>
+              <w:left w:type="dxa" w:w="150"/>
+              <w:bottom w:type="dxa" w:w="100"/>
+              <w:right w:type="dxa" w:w="150"/>
+            </w:tcMar>
+          </w:tcPr>
+          <w:p>
+            <w:pPr>
+              <w:spacing w:after="30" w:before="30" w:line="280"/>
+            </w:pPr>
+            <w:r>
+              <w:rPr>
+                <w:sz w:val="22"/>
+                <w:szCs w:val="22"/>
+              </w:rPr>
+              <w:t xml:space="preserve">Database-level integrity</w:t>
+            </w:r>
+          </w:p>
+        </w:tc>
+        <w:tc>
+          <w:tcPr>
+            <w:tcW w:type="dxa" w:w="3380"/>
+            <w:tcBorders>
+              <w:top w:val="single" w:color="CCCCCC" w:sz="4"/>
+              <w:left w:val="single" w:color="CCCCCC" w:sz="4"/>
+              <w:bottom w:val="single" w:color="CCCCCC" w:sz="4"/>
+              <w:right w:val="single" w:color="CCCCCC" w:sz="4"/>
+            </w:tcBorders>
+            <w:shd w:fill="F2F5F8" w:val="clear"/>
+            <w:tcMar>
+              <w:top w:type="dxa" w:w="100"/>
+              <w:left w:type="dxa" w:w="150"/>
+              <w:bottom w:type="dxa" w:w="100"/>
+              <w:right w:type="dxa" w:w="150"/>
+            </w:tcMar>
+          </w:tcPr>
+          <w:p>
+            <w:pPr>
+              <w:spacing w:after="30" w:before="30" w:line="280"/>
+            </w:pPr>
+            <w:r>
+              <w:rPr>
+                <w:sz w:val="22"/>
+                <w:szCs w:val="22"/>
+              </w:rPr>
+              <w:t xml:space="preserve">Strong — each subtype enforces its own constraints</w:t>
+            </w:r>
+          </w:p>
+        </w:tc>
+        <w:tc>
+          <w:tcPr>
+            <w:tcW w:type="dxa" w:w="3380"/>
+            <w:tcBorders>
+              <w:top w:val="single" w:color="CCCCCC" w:sz="4"/>
+              <w:left w:val="single" w:color="CCCCCC" w:sz="4"/>
+              <w:bottom w:val="single" w:color="CCCCCC" w:sz="4"/>
+              <w:right w:val="single" w:color="CCCCCC" w:sz="4"/>
+            </w:tcBorders>
+            <w:shd w:fill="F2F5F8" w:val="clear"/>
+            <w:tcMar>
+              <w:top w:type="dxa" w:w="100"/>
+              <w:left w:type="dxa" w:w="150"/>
+              <w:bottom w:type="dxa" w:w="100"/>
+              <w:right w:type="dxa" w:w="150"/>
+            </w:tcMar>
+          </w:tcPr>
+          <w:p>
+            <w:pPr>
+              <w:spacing w:after="30" w:before="30" w:line="280"/>
+            </w:pPr>
+            <w:r>
+              <w:rPr>
+                <w:sz w:val="22"/>
+                <w:szCs w:val="22"/>
+              </w:rPr>
+              <w:t xml:space="preserve">Weaker — type-conditional constraints in application logic</w:t>
+            </w:r>
+          </w:p>
+        </w:tc>
+      </w:tr>
+      <w:tr>
+        <w:tc>
+          <w:tcPr>
+            <w:tcW w:type="dxa" w:w="2600"/>
+            <w:tcBorders>
+              <w:top w:val="single" w:color="CCCCCC" w:sz="4"/>
+              <w:left w:val="single" w:color="CCCCCC" w:sz="4"/>
+              <w:bottom w:val="single" w:color="CCCCCC" w:sz="4"/>
+              <w:right w:val="single" w:color="CCCCCC" w:sz="4"/>
+            </w:tcBorders>
+            <w:shd w:fill="FFFFFF" w:val="clear"/>
+            <w:tcMar>
+              <w:top w:type="dxa" w:w="100"/>
+              <w:left w:type="dxa" w:w="150"/>
+              <w:bottom w:type="dxa" w:w="100"/>
+              <w:right w:type="dxa" w:w="150"/>
+            </w:tcMar>
+          </w:tcPr>
+          <w:p>
+            <w:pPr>
+              <w:spacing w:after="30" w:before="30" w:line="280"/>
+            </w:pPr>
+            <w:r>
+              <w:rPr>
+                <w:sz w:val="22"/>
+                <w:szCs w:val="22"/>
+              </w:rPr>
+              <w:t xml:space="preserve">Storage efficiency</w:t>
+            </w:r>
+          </w:p>
+        </w:tc>
+        <w:tc>
+          <w:tcPr>
+            <w:tcW w:type="dxa" w:w="3380"/>
+            <w:tcBorders>
+              <w:top w:val="single" w:color="CCCCCC" w:sz="4"/>
+              <w:left w:val="single" w:color="CCCCCC" w:sz="4"/>
+              <w:bottom w:val="single" w:color="CCCCCC" w:sz="4"/>
+              <w:right w:val="single" w:color="CCCCCC" w:sz="4"/>
+            </w:tcBorders>
+            <w:shd w:fill="FFFFFF" w:val="clear"/>
+            <w:tcMar>
+              <w:top w:type="dxa" w:w="100"/>
+              <w:left w:type="dxa" w:w="150"/>
+              <w:bottom w:type="dxa" w:w="100"/>
+              <w:right w:type="dxa" w:w="150"/>
+            </w:tcMar>
+          </w:tcPr>
+          <w:p>
+            <w:pPr>
+              <w:spacing w:after="30" w:before="30" w:line="280"/>
+            </w:pPr>
+            <w:r>
+              <w:rPr>
+                <w:sz w:val="22"/>
+                <w:szCs w:val="22"/>
+              </w:rPr>
+              <w:t xml:space="preserve">Compact — no nulls for inapplicable attributes</w:t>
+            </w:r>
+          </w:p>
+        </w:tc>
+        <w:tc>
+          <w:tcPr>
+            <w:tcW w:type="dxa" w:w="3380"/>
+            <w:tcBorders>
+              <w:top w:val="single" w:color="CCCCCC" w:sz="4"/>
+              <w:left w:val="single" w:color="CCCCCC" w:sz="4"/>
+              <w:bottom w:val="single" w:color="CCCCCC" w:sz="4"/>
+              <w:right w:val="single" w:color="CCCCCC" w:sz="4"/>
+            </w:tcBorders>
+            <w:shd w:fill="FFFFFF" w:val="clear"/>
+            <w:tcMar>
+              <w:top w:type="dxa" w:w="100"/>
+              <w:left w:type="dxa" w:w="150"/>
+              <w:bottom w:type="dxa" w:w="100"/>
+              <w:right w:type="dxa" w:w="150"/>
+            </w:tcMar>
+          </w:tcPr>
+          <w:p>
+            <w:pPr>
+              <w:spacing w:after="30" w:before="30" w:line="280"/>
+            </w:pPr>
+            <w:r>
+              <w:rPr>
+                <w:sz w:val="22"/>
+                <w:szCs w:val="22"/>
+              </w:rPr>
+              <w:t xml:space="preserve">Less compact — nullable columns per type</w:t>
+            </w:r>
+          </w:p>
+        </w:tc>
+      </w:tr>
+      <w:tr>
+        <w:tc>
+          <w:tcPr>
+            <w:tcW w:type="dxa" w:w="2600"/>
+            <w:tcBorders>
+              <w:top w:val="single" w:color="CCCCCC" w:sz="4"/>
+              <w:left w:val="single" w:color="CCCCCC" w:sz="4"/>
+              <w:bottom w:val="single" w:color="CCCCCC" w:sz="4"/>
+              <w:right w:val="single" w:color="CCCCCC" w:sz="4"/>
+            </w:tcBorders>
+            <w:shd w:fill="F2F5F8" w:val="clear"/>
+            <w:tcMar>
+              <w:top w:type="dxa" w:w="100"/>
+              <w:left w:type="dxa" w:w="150"/>
+              <w:bottom w:type="dxa" w:w="100"/>
+              <w:right w:type="dxa" w:w="150"/>
+            </w:tcMar>
+          </w:tcPr>
+          <w:p>
+            <w:pPr>
+              <w:spacing w:after="30" w:before="30" w:line="280"/>
+            </w:pPr>
+            <w:r>
+              <w:rPr>
+                <w:sz w:val="22"/>
+                <w:szCs w:val="22"/>
+              </w:rPr>
+              <w:t xml:space="preserve">Schema evolution</w:t>
+            </w:r>
+          </w:p>
+        </w:tc>
+        <w:tc>
+          <w:tcPr>
+            <w:tcW w:type="dxa" w:w="3380"/>
+            <w:tcBorders>
+              <w:top w:val="single" w:color="CCCCCC" w:sz="4"/>
+              <w:left w:val="single" w:color="CCCCCC" w:sz="4"/>
+              <w:bottom w:val="single" w:color="CCCCCC" w:sz="4"/>
+              <w:right w:val="single" w:color="CCCCCC" w:sz="4"/>
+            </w:tcBorders>
+            <w:shd w:fill="F2F5F8" w:val="clear"/>
+            <w:tcMar>
+              <w:top w:type="dxa" w:w="100"/>
+              <w:left w:type="dxa" w:w="150"/>
+              <w:bottom w:type="dxa" w:w="100"/>
+              <w:right w:type="dxa" w:w="150"/>
+            </w:tcMar>
+          </w:tcPr>
+          <w:p>
+            <w:pPr>
+              <w:spacing w:after="30" w:before="30" w:line="280"/>
+            </w:pPr>
+            <w:r>
+              <w:rPr>
+                <w:sz w:val="22"/>
+                <w:szCs w:val="22"/>
+              </w:rPr>
+              <w:t xml:space="preserve">Add a new sub-type = new table, existing unchanged</w:t>
+            </w:r>
+          </w:p>
+        </w:tc>
+        <w:tc>
+          <w:tcPr>
+            <w:tcW w:type="dxa" w:w="3380"/>
+            <w:tcBorders>
+              <w:top w:val="single" w:color="CCCCCC" w:sz="4"/>
+              <w:left w:val="single" w:color="CCCCCC" w:sz="4"/>
+              <w:bottom w:val="single" w:color="CCCCCC" w:sz="4"/>
+              <w:right w:val="single" w:color="CCCCCC" w:sz="4"/>
+            </w:tcBorders>
+            <w:shd w:fill="F2F5F8" w:val="clear"/>
+            <w:tcMar>
+              <w:top w:type="dxa" w:w="100"/>
+              <w:left w:type="dxa" w:w="150"/>
+              <w:bottom w:type="dxa" w:w="100"/>
+              <w:right w:type="dxa" w:w="150"/>
+            </w:tcMar>
+          </w:tcPr>
+          <w:p>
+            <w:pPr>
+              <w:spacing w:after="30" w:before="30" w:line="280"/>
+            </w:pPr>
+            <w:r>
+              <w:rPr>
+                <w:sz w:val="22"/>
+                <w:szCs w:val="22"/>
+              </w:rPr>
+              <w:t xml:space="preserve">Add a new sub-type = add nullable columns to flat</w:t>
+            </w:r>
+          </w:p>
+        </w:tc>
+      </w:tr>
+      <w:tr>
+        <w:tc>
+          <w:tcPr>
+            <w:tcW w:type="dxa" w:w="2600"/>
+            <w:tcBorders>
+              <w:top w:val="single" w:color="CCCCCC" w:sz="4"/>
+              <w:left w:val="single" w:color="CCCCCC" w:sz="4"/>
+              <w:bottom w:val="single" w:color="CCCCCC" w:sz="4"/>
+              <w:right w:val="single" w:color="CCCCCC" w:sz="4"/>
+            </w:tcBorders>
+            <w:shd w:fill="FFFFFF" w:val="clear"/>
+            <w:tcMar>
+              <w:top w:type="dxa" w:w="100"/>
+              <w:left w:type="dxa" w:w="150"/>
+              <w:bottom w:type="dxa" w:w="100"/>
+              <w:right w:type="dxa" w:w="150"/>
+            </w:tcMar>
+          </w:tcPr>
+          <w:p>
+            <w:pPr>
+              <w:spacing w:after="30" w:before="30" w:line="280"/>
+            </w:pPr>
+            <w:r>
+              <w:rPr>
+                <w:sz w:val="22"/>
+                <w:szCs w:val="22"/>
+              </w:rPr>
+              <w:t xml:space="preserve">Documentation burden</w:t>
+            </w:r>
+          </w:p>
+        </w:tc>
+        <w:tc>
+          <w:tcPr>
+            <w:tcW w:type="dxa" w:w="3380"/>
+            <w:tcBorders>
+              <w:top w:val="single" w:color="CCCCCC" w:sz="4"/>
+              <w:left w:val="single" w:color="CCCCCC" w:sz="4"/>
+              <w:bottom w:val="single" w:color="CCCCCC" w:sz="4"/>
+              <w:right w:val="single" w:color="CCCCCC" w:sz="4"/>
+            </w:tcBorders>
+            <w:shd w:fill="FFFFFF" w:val="clear"/>
+            <w:tcMar>
+              <w:top w:type="dxa" w:w="100"/>
+              <w:left w:type="dxa" w:w="150"/>
+              <w:bottom w:type="dxa" w:w="100"/>
+              <w:right w:type="dxa" w:w="150"/>
+            </w:tcMar>
+          </w:tcPr>
+          <w:p>
+            <w:pPr>
+              <w:spacing w:after="30" w:before="30" w:line="280"/>
+            </w:pPr>
+            <w:r>
+              <w:rPr>
+                <w:sz w:val="22"/>
+                <w:szCs w:val="22"/>
+              </w:rPr>
+              <w:t xml:space="preserve">Higher — each sub-type is a separate object</w:t>
+            </w:r>
+          </w:p>
+        </w:tc>
+        <w:tc>
+          <w:tcPr>
+            <w:tcW w:type="dxa" w:w="3380"/>
+            <w:tcBorders>
+              <w:top w:val="single" w:color="CCCCCC" w:sz="4"/>
+              <w:left w:val="single" w:color="CCCCCC" w:sz="4"/>
+              <w:bottom w:val="single" w:color="CCCCCC" w:sz="4"/>
+              <w:right w:val="single" w:color="CCCCCC" w:sz="4"/>
+            </w:tcBorders>
+            <w:shd w:fill="FFFFFF" w:val="clear"/>
+            <w:tcMar>
+              <w:top w:type="dxa" w:w="100"/>
+              <w:left w:type="dxa" w:w="150"/>
+              <w:bottom w:type="dxa" w:w="100"/>
+              <w:right w:type="dxa" w:w="150"/>
+            </w:tcMar>
+          </w:tcPr>
+          <w:p>
+            <w:pPr>
+              <w:spacing w:after="30" w:before="30" w:line="280"/>
+            </w:pPr>
+            <w:r>
+              <w:rPr>
+                <w:sz w:val="22"/>
+                <w:szCs w:val="22"/>
+              </w:rPr>
+              <w:t xml:space="preserve">Lower — one table, column comments carry the rules</w:t>
+            </w:r>
+          </w:p>
+        </w:tc>
+      </w:tr>
+    </w:tbl>
+    <w:p>
+      <w:pPr>
+        <w:spacing w:after="80" w:before="80" w:line="300"/>
+      </w:pPr>
+      <w:r>
+        <w:rPr>
+          <w:sz w:val="22"/>
+          <w:szCs w:val="22"/>
+        </w:rPr>
+        <w:t xml:space="preserve">Both columns of trade-offs are real engineering considerations. Different consuming systems may legitimately resolve them differently. An OLTP system that prizes integrity may pick snowflake. An analytical mart optimised for BI scan performance may pick flat. Both can coexist in the architecture, both can be conformant, and neither is more correct than the other.</w:t>
+      </w:r>
+    </w:p>
+    <w:tbl>
+      <w:tblPr>
+        <w:tblW w:type="dxa" w:w="9360"/>
+        <w:tblBorders>
+          <w:top w:val="single" w:color="auto" w:sz="4"/>
+          <w:left w:val="single" w:color="auto" w:sz="4"/>
+          <w:bottom w:val="single" w:color="auto" w:sz="4"/>
+          <w:right w:val="single" w:color="auto" w:sz="4"/>
+          <w:insideH w:val="single" w:color="auto" w:sz="4"/>
+          <w:insideV w:val="single" w:color="auto" w:sz="4"/>
+        </w:tblBorders>
+      </w:tblPr>
+      <w:tblGrid>
+        <w:gridCol w:w="9360"/>
+      </w:tblGrid>
+      <w:tr>
+        <w:tc>
+          <w:tcPr>
+            <w:tcW w:type="dxa" w:w="9360"/>
+            <w:tcBorders>
+              <w:top w:val="none" w:color="FFFFFF" w:sz="0"/>
+              <w:left w:val="single" w:color="2E5C8A" w:sz="24"/>
+              <w:bottom w:val="none" w:color="FFFFFF" w:sz="0"/>
+              <w:right w:val="none" w:color="FFFFFF" w:sz="0"/>
+            </w:tcBorders>
+            <w:shd w:fill="EAF1F8" w:val="clear"/>
+            <w:tcMar>
+              <w:top w:type="dxa" w:w="180"/>
+              <w:left w:type="dxa" w:w="260"/>
+              <w:bottom w:type="dxa" w:w="180"/>
+              <w:right w:type="dxa" w:w="200"/>
+            </w:tcMar>
+          </w:tcPr>
+          <w:p>
+            <w:pPr>
+              <w:spacing w:after="40" w:before="40" w:line="300"/>
+            </w:pPr>
+            <w:r>
+              <w:rPr>
+                <w:b/>
+                <w:bCs/>
+                <w:sz w:val="22"/>
+                <w:szCs w:val="22"/>
+              </w:rPr>
+              <w:t xml:space="preserve">What is not conformant. </w:t>
+            </w:r>
+            <w:r>
+              <w:rPr>
+                <w:sz w:val="22"/>
+                <w:szCs w:val="22"/>
+              </w:rPr>
+              <w:t xml:space="preserve">A third system that uses a different logical model — for example, one that lumps equities and bonds together as a single Securities type with no further distinction, or one that classifies a money-market fund as Cash when the conformed model treats it as a separate sub-type. These represent semantic divergence from the agreed model. They break conformance regardless of how the physical tables are organised. Conformance is at the logical layer; physical implementations can vary; semantic divergence cannot.</w:t>
+            </w:r>
+          </w:p>
+        </w:tc>
+      </w:tr>
+    </w:tbl>
+    <w:p>
+      <w:pPr>
+        <w:pStyle w:val="Heading3"/>
+        <w:spacing w:after="100" w:before="240"/>
+      </w:pPr>
+      <w:r>
+        <w:rPr>
+          <w:b/>
+          <w:bCs/>
+          <w:color w:val="1E2A38"/>
+          <w:sz w:val="24"/>
+          <w:szCs w:val="24"/>
+        </w:rPr>
+        <w:t xml:space="preserve">Connecting the two patterns on this page</w:t>
+      </w:r>
+    </w:p>
+    <w:p>
+      <w:pPr>
+        <w:spacing w:after="80" w:before="80" w:line="300"/>
+      </w:pPr>
+      <w:r>
+        <w:rPr>
+          <w:sz w:val="22"/>
+          <w:szCs w:val="22"/>
+        </w:rPr>
+        <w:t xml:space="preserve">The asset class example earlier on this page showed classification variance — the same instrument named differently across systems, conformed by attaching the classification rule as a dimension attribute. The collateral example shows structural variance — different sub-types sharing one logical role, conformed by representing them as supertype-with-subtypes in the model. Both are conformance patterns. Both are resolved inside the model. Both preserve the principle that conformance is a property of meaning, not of physical shape.</w:t>
+      </w:r>
+    </w:p>
+    <w:p>
+      <w:pPr>
+        <w:spacing w:after="80" w:before="80" w:line="300"/>
+      </w:pPr>
+      <w:r>
+        <w:rPr>
+          <w:sz w:val="22"/>
+          <w:szCs w:val="22"/>
+        </w:rPr>
+        <w:t xml:space="preserve">Together they suggest a general approach: when the data presents variance — whether in naming or in structure — the conformance work is to capture the variance inside the model so consumers do not have to. The logical model accommodates legitimate heterogeneity; the physical implementation makes its own engineering choices; semantic equivalence is preserved across both.</w:t>
       </w:r>
     </w:p>
     <w:p>

--- a/Confluence/DM/conformance_the_longer_view.docx
+++ b/Confluence/DM/conformance_the_longer_view.docx
@@ -1164,7 +1164,7 @@
           <w:sz w:val="24"/>
           <w:szCs w:val="24"/>
         </w:rPr>
-        <w:t xml:space="preserve">Example 4 — Versioning: hierarchies with multiple variants</w:t>
+        <w:t xml:space="preserve">Example 4 — Hierarchy variance: asset class with line-of-business hierarchies</w:t>
       </w:r>
     </w:p>
     <w:p>
@@ -1176,7 +1176,7 @@
           <w:sz w:val="22"/>
           <w:szCs w:val="22"/>
         </w:rPr>
-        <w:t xml:space="preserve">Security Master holds an asset-class classification — but it holds multiple variants. The regulatory view groups instruments one way; the trading desk view groups them another. Both are legitimate; the business genuinely looks at the same instruments through different lenses for different purposes.</w:t>
+        <w:t xml:space="preserve">The same domain can be carved into different hierarchy shapes depending on who is asking. Take asset class. Asset class is naturally a two-level hierarchy — asset_class at the top, product_type underneath. Different lines of business legitimately use different hierarchy shapes for this domain.</w:t>
       </w:r>
     </w:p>
     <w:p>
@@ -1188,9 +1188,124 @@
           <w:sz w:val="22"/>
           <w:szCs w:val="22"/>
         </w:rPr>
-        <w:t xml:space="preserve">Conformance here is not about choosing one variant. It is about declaring which variant each consumer is using and binding to it explicitly. Two applications reporting "by asset class" can produce different numbers if one is bound to the regulatory variant and the other to the trading variant — and neither would be wrong. The conformance work is making the binding explicit so the divergence is understood.</w:t>
-      </w:r>
-    </w:p>
+        <w:t xml:space="preserve">One line of business might use a coarse hierarchy: asset class = Bond, with three product types underneath (Sovereign Bond, Corporate Bond, MBS). Another line of business might use a fine-grained hierarchy under the same Bond asset class, with twelve product types covering sovereign senior unsec vs sub, corporate IG senior vs sub, corporate HY senior vs sub, MBS agency vs non-agency, and so on. A third line of business might use entirely different top-level asset classes — Fixed Income, Equities, Derivatives, Funds — that do not even break out Bond as a separate top-level class.</w:t>
+      </w:r>
+    </w:p>
+    <w:p>
+      <w:pPr>
+        <w:spacing w:after="80" w:before="80" w:line="300"/>
+      </w:pPr>
+      <w:r>
+        <w:rPr>
+          <w:sz w:val="22"/>
+          <w:szCs w:val="22"/>
+        </w:rPr>
+        <w:t xml:space="preserve">Each of these hierarchies is correct in its context. One is not more right than another. They serve different analytical needs.</w:t>
+      </w:r>
+    </w:p>
+    <w:p>
+      <w:pPr>
+        <w:spacing w:after="80" w:before="80" w:line="300"/>
+      </w:pPr>
+      <w:r>
+        <w:rPr>
+          <w:sz w:val="22"/>
+          <w:szCs w:val="22"/>
+        </w:rPr>
+        <w:t xml:space="preserve">The conformance question is how to represent these legitimately-different hierarchies in a single conformed entity, without forcing one shape on every consumer. The answer is to share the terminology — column names like asset_class, product_type, hierarchy_rule, rule_owner — even when the values within them are organised into different hierarchies. The dimension carries hierarchy_rule as an explicit column, and each line of business owns the rows tagged with its own rule. A single instrument can appear under multiple hierarchy rules, with the asset class and product type values appropriate to each view. Consumers bind to the hierarchy rule that matches their purpose; the dimension does not force a choice between views.</w:t>
+      </w:r>
+    </w:p>
+    <w:p>
+      <w:pPr>
+        <w:spacing w:after="80" w:before="80" w:line="300"/>
+      </w:pPr>
+      <w:r>
+        <w:rPr>
+          <w:sz w:val="22"/>
+          <w:szCs w:val="22"/>
+        </w:rPr>
+        <w:t xml:space="preserve">The detailed treatment of this pattern — including the actual table structure with one row per (instrument × hierarchy_rule) — is shown in the HTML reference document, Figures 2c and 2d. The principle generalises: counterparty rating (Moody's vs S&amp;P vs Fitch vs internal), product taxonomy (regulatory vs trading vs ISDA), counterparty type (legal-entity-based vs reporting-line-based) all follow the same pattern.</w:t>
+      </w:r>
+    </w:p>
+    <w:p>
+      <w:pPr>
+        <w:spacing w:after="40" w:before="40"/>
+      </w:pPr>
+      <w:r>
+        <w:rPr>
+          <w:sz w:val="22"/>
+          <w:szCs w:val="22"/>
+        </w:rPr>
+        <w:t xml:space="preserve">🛠 </w:t>
+      </w:r>
+      <w:r>
+        <w:rPr>
+          <w:i/>
+          <w:iCs/>
+          <w:color w:val="2E5C8A"/>
+          <w:sz w:val="22"/>
+          <w:szCs w:val="22"/>
+        </w:rPr>
+        <w:t xml:space="preserve">[Tool link to attach in Confluence: HTML reference document — Figures 2c and 2d (asset class hierarchy with rule variants)]</w:t>
+      </w:r>
+    </w:p>
+    <w:tbl>
+      <w:tblPr>
+        <w:tblW w:type="dxa" w:w="9360"/>
+        <w:tblBorders>
+          <w:top w:val="single" w:color="auto" w:sz="4"/>
+          <w:left w:val="single" w:color="auto" w:sz="4"/>
+          <w:bottom w:val="single" w:color="auto" w:sz="4"/>
+          <w:right w:val="single" w:color="auto" w:sz="4"/>
+          <w:insideH w:val="single" w:color="auto" w:sz="4"/>
+          <w:insideV w:val="single" w:color="auto" w:sz="4"/>
+        </w:tblBorders>
+      </w:tblPr>
+      <w:tblGrid>
+        <w:gridCol w:w="9360"/>
+      </w:tblGrid>
+      <w:tr>
+        <w:tc>
+          <w:tcPr>
+            <w:tcW w:type="dxa" w:w="9360"/>
+            <w:tcBorders>
+              <w:top w:val="none" w:color="FFFFFF" w:sz="0"/>
+              <w:left w:val="single" w:color="2E5C8A" w:sz="24"/>
+              <w:bottom w:val="none" w:color="FFFFFF" w:sz="0"/>
+              <w:right w:val="none" w:color="FFFFFF" w:sz="0"/>
+            </w:tcBorders>
+            <w:shd w:fill="EAF1F8" w:val="clear"/>
+            <w:tcMar>
+              <w:top w:type="dxa" w:w="180"/>
+              <w:left w:type="dxa" w:w="260"/>
+              <w:bottom w:type="dxa" w:w="180"/>
+              <w:right w:type="dxa" w:w="200"/>
+            </w:tcMar>
+          </w:tcPr>
+          <w:p>
+            <w:pPr>
+              <w:spacing w:after="40" w:before="40" w:line="300"/>
+            </w:pPr>
+            <w:r>
+              <w:rPr>
+                <w:b/>
+                <w:bCs/>
+                <w:sz w:val="22"/>
+                <w:szCs w:val="22"/>
+              </w:rPr>
+              <w:t xml:space="preserve">What is conformed, what is not. </w:t>
+            </w:r>
+            <w:r>
+              <w:rPr>
+                <w:sz w:val="22"/>
+                <w:szCs w:val="22"/>
+              </w:rPr>
+              <w:t xml:space="preserve">What is conformed is the terminology — everyone agrees that asset_class, product_type, hierarchy_rule, and rule_owner are the columns we use. What is not forced to conform is the values any line of business places under those columns or the hierarchy shape those values describe. Line of Business A's three-product-type view of Bond is just as valid as Line of Business B's twelve-product-type view. Both live in the dimension; consumers bind to the one they need. Conformance accommodates legitimate variance rather than suppressing it.</w:t>
+            </w:r>
+          </w:p>
+        </w:tc>
+      </w:tr>
+    </w:tbl>
     <w:p>
       <w:pPr>
         <w:pStyle w:val="Heading2"/>
